--- a/HR/Coach/Format_Info_Pembayaran_Coach_BLOOME.docx
+++ b/HR/Coach/Format_Info_Pembayaran_Coach_BLOOME.docx
@@ -1,6 +1,6 @@
 
 <file path=word/document.xml><?xml version="1.0" encoding="utf-8"?>
-<w:document xmlns:wpc="http://schemas.microsoft.com/office/word/2010/wordprocessingCanvas" xmlns:cx="http://schemas.microsoft.com/office/drawing/2014/chartex" xmlns:cx1="http://schemas.microsoft.com/office/drawing/2015/9/8/chartex" xmlns:cx2="http://schemas.microsoft.com/office/drawing/2015/10/21/chartex" xmlns:cx3="http://schemas.microsoft.com/office/drawing/2016/5/9/chartex" xmlns:cx4="http://schemas.microsoft.com/office/drawing/2016/5/10/chartex" xmlns:cx5="http://schemas.microsoft.com/office/drawing/2016/5/11/chartex" xmlns:cx6="http://schemas.microsoft.com/office/drawing/2016/5/12/chartex" xmlns:cx7="http://schemas.microsoft.com/office/drawing/2016/5/13/chartex" xmlns:cx8="http://schemas.microsoft.com/office/drawing/2016/5/14/chartex" xmlns:mc="http://schemas.openxmlformats.org/markup-compatibility/2006" xmlns:aink="http://schemas.microsoft.com/office/drawing/2016/ink" xmlns:am3d="http://schemas.microsoft.com/office/drawing/2017/model3d" xmlns:o="urn:schemas-microsoft-com:office:office" xmlns:oel="http://schemas.microsoft.com/office/2019/extlst" xmlns:r="http://schemas.openxmlformats.org/officeDocument/2006/relationships" xmlns:m="http://schemas.openxmlformats.org/officeDocument/2006/math" xmlns:v="urn:schemas-microsoft-com:vml" xmlns:wp14="http://schemas.microsoft.com/office/word/2010/wordprocessingDrawing" xmlns:wp="http://schemas.openxmlformats.org/drawingml/2006/wordprocessingDrawing" xmlns:w10="urn:schemas-microsoft-com:office:word" xmlns:w="http://schemas.openxmlformats.org/wordprocessingml/2006/main" xmlns:w14="http://schemas.microsoft.com/office/word/2010/wordml" xmlns:w15="http://schemas.microsoft.com/office/word/2012/wordml" xmlns:w16cei="http://schemas.microsoft.com/office/word/2026/wordml/cei" xmlns:w16cex="http://schemas.microsoft.com/office/word/2018/wordml/cex" xmlns:w16cid="http://schemas.microsoft.com/office/word/2016/wordml/cid" xmlns:w16="http://schemas.microsoft.com/office/word/2018/wordml" xmlns:w16du="http://schemas.microsoft.com/office/word/2023/wordml/word16du" xmlns:w16sdtdh="http://schemas.microsoft.com/office/word/2020/wordml/sdtdatahash" xmlns:w16sdtfl="http://schemas.microsoft.com/office/word/2024/wordml/sdtformatlock" xmlns:w16se="http://schemas.microsoft.com/office/word/2015/wordml/symex" xmlns:wpg="http://schemas.microsoft.com/office/word/2010/wordprocessingGroup" xmlns:wpi="http://schemas.microsoft.com/office/word/2010/wordprocessingInk" xmlns:wne="http://schemas.microsoft.com/office/word/2006/wordml" xmlns:wps="http://schemas.microsoft.com/office/word/2010/wordprocessingShape" mc:Ignorable="w14 w15 w16se w16cid w16 w16cex w16sdtdh w16sdtfl w16du wp14">
+<w:document xmlns:wpc="http://schemas.microsoft.com/office/word/2010/wordprocessingCanvas" xmlns:cx="http://schemas.microsoft.com/office/drawing/2014/chartex" xmlns:cx1="http://schemas.microsoft.com/office/drawing/2015/9/8/chartex" xmlns:cx2="http://schemas.microsoft.com/office/drawing/2015/10/21/chartex" xmlns:cx3="http://schemas.microsoft.com/office/drawing/2016/5/9/chartex" xmlns:cx4="http://schemas.microsoft.com/office/drawing/2016/5/10/chartex" xmlns:cx5="http://schemas.microsoft.com/office/drawing/2016/5/11/chartex" xmlns:cx6="http://schemas.microsoft.com/office/drawing/2016/5/12/chartex" xmlns:cx7="http://schemas.microsoft.com/office/drawing/2016/5/13/chartex" xmlns:cx8="http://schemas.microsoft.com/office/drawing/2016/5/14/chartex" xmlns:mc="http://schemas.openxmlformats.org/markup-compatibility/2006" xmlns:aink="http://schemas.microsoft.com/office/drawing/2016/ink" xmlns:am3d="http://schemas.microsoft.com/office/drawing/2017/model3d" xmlns:o="urn:schemas-microsoft-com:office:office" xmlns:r="http://schemas.openxmlformats.org/officeDocument/2006/relationships" xmlns:m="http://schemas.openxmlformats.org/officeDocument/2006/math" xmlns:v="urn:schemas-microsoft-com:vml" xmlns:wp14="http://schemas.microsoft.com/office/word/2010/wordprocessingDrawing" xmlns:wp="http://schemas.openxmlformats.org/drawingml/2006/wordprocessingDrawing" xmlns:w10="urn:schemas-microsoft-com:office:word" xmlns:w="http://schemas.openxmlformats.org/wordprocessingml/2006/main" xmlns:w14="http://schemas.microsoft.com/office/word/2010/wordml" xmlns:w15="http://schemas.microsoft.com/office/word/2012/wordml" xmlns:w16cex="http://schemas.microsoft.com/office/word/2018/wordml/cex" xmlns:w16cid="http://schemas.microsoft.com/office/word/2016/wordml/cid" xmlns:w16="http://schemas.microsoft.com/office/word/2018/wordml" xmlns:w16sdtdh="http://schemas.microsoft.com/office/word/2020/wordml/sdtdatahash" xmlns:w16se="http://schemas.microsoft.com/office/word/2015/wordml/symex" xmlns:wpg="http://schemas.microsoft.com/office/word/2010/wordprocessingGroup" xmlns:wpi="http://schemas.microsoft.com/office/word/2010/wordprocessingInk" xmlns:wne="http://schemas.microsoft.com/office/word/2006/wordml" xmlns:wps="http://schemas.microsoft.com/office/word/2010/wordprocessingShape" mc:Ignorable="w14 w15 w16se w16cid w16 w16cex w16sdtdh wp14">
   <w:body>
     <w:p>
       <w:pPr>
@@ -172,13 +172,23 @@
         </w:rPr>
         <w:t xml:space="preserve"> </w:t>
       </w:r>
+      <w:proofErr w:type="spellStart"/>
       <w:r>
         <w:rPr>
           <w:b/>
           <w:bCs/>
           <w:lang w:val="en-ID"/>
         </w:rPr>
-        <w:t xml:space="preserve">Juli </w:t>
+        <w:t>Juli</w:t>
+      </w:r>
+      <w:proofErr w:type="spellEnd"/>
+      <w:r>
+        <w:rPr>
+          <w:b/>
+          <w:bCs/>
+          <w:lang w:val="en-ID"/>
+        </w:rPr>
+        <w:t xml:space="preserve"> </w:t>
       </w:r>
       <w:r>
         <w:rPr>
@@ -1956,11 +1966,9 @@
       <w:r>
         <w:t xml:space="preserve">  </w:t>
       </w:r>
-      <w:proofErr w:type="spellStart"/>
       <w:r>
         <w:t>Kelas</w:t>
       </w:r>
-      <w:proofErr w:type="spellEnd"/>
       <w:proofErr w:type="gramEnd"/>
       <w:r>
         <w:br/>
@@ -1994,6 +2002,8 @@
       </w:r>
       <w:r>
         <w:br/>
+      </w:r>
+      <w:r>
         <w:t xml:space="preserve">Total </w:t>
       </w:r>
       <w:proofErr w:type="spellStart"/>
@@ -2194,13 +2204,23 @@
         </w:rPr>
         <w:t xml:space="preserve"> </w:t>
       </w:r>
+      <w:proofErr w:type="spellStart"/>
       <w:r>
         <w:rPr>
           <w:b/>
           <w:bCs/>
           <w:lang w:val="en-ID"/>
         </w:rPr>
-        <w:t xml:space="preserve">Juli </w:t>
+        <w:t>Juli</w:t>
+      </w:r>
+      <w:proofErr w:type="spellEnd"/>
+      <w:r>
+        <w:rPr>
+          <w:b/>
+          <w:bCs/>
+          <w:lang w:val="en-ID"/>
+        </w:rPr>
+        <w:t xml:space="preserve"> </w:t>
       </w:r>
       <w:r>
         <w:rPr>
@@ -2372,17 +2392,8 @@
                 <w:b/>
                 <w:bCs/>
               </w:rPr>
-              <w:t>Fee/</w:t>
-            </w:r>
-            <w:proofErr w:type="spellStart"/>
-            <w:r>
-              <w:rPr>
-                <w:b/>
-                <w:bCs/>
-              </w:rPr>
-              <w:t>Kelas</w:t>
-            </w:r>
-            <w:proofErr w:type="spellEnd"/>
+              <w:t>Fee/Kelas</w:t>
+            </w:r>
           </w:p>
         </w:tc>
         <w:tc>
@@ -2675,13 +2686,21 @@
           </w:tcPr>
           <w:p>
             <w:r>
-              <w:t>01</w:t>
+              <w:t>0</w:t>
+            </w:r>
+            <w:r>
+              <w:t>2</w:t>
             </w:r>
             <w:r>
               <w:t xml:space="preserve"> </w:t>
             </w:r>
-            <w:r>
-              <w:t xml:space="preserve">Agustus </w:t>
+            <w:proofErr w:type="spellStart"/>
+            <w:r>
+              <w:t>Agustus</w:t>
+            </w:r>
+            <w:proofErr w:type="spellEnd"/>
+            <w:r>
+              <w:t xml:space="preserve"> </w:t>
             </w:r>
             <w:r>
               <w:t>2026</w:t>
@@ -2693,9 +2712,11 @@
             <w:tcW w:w="1135" w:type="dxa"/>
           </w:tcPr>
           <w:p>
-            <w:r>
-              <w:t>Sabtu</w:t>
-            </w:r>
+            <w:proofErr w:type="spellStart"/>
+            <w:r>
+              <w:t>Minggu</w:t>
+            </w:r>
+            <w:proofErr w:type="spellEnd"/>
           </w:p>
         </w:tc>
         <w:tc>
@@ -2770,7 +2791,10 @@
           </w:tcPr>
           <w:p>
             <w:r>
-              <w:t>01</w:t>
+              <w:t>0</w:t>
+            </w:r>
+            <w:r>
+              <w:t>2</w:t>
             </w:r>
             <w:r>
               <w:t xml:space="preserve"> </w:t>
@@ -2789,7 +2813,7 @@
           </w:tcPr>
           <w:p>
             <w:r>
-              <w:t>Sabtu</w:t>
+              <w:t>Minggu</w:t>
             </w:r>
           </w:p>
         </w:tc>
@@ -3137,15 +3161,7 @@
     </w:p>
     <w:p>
       <w:r>
-        <w:t xml:space="preserve">Total </w:t>
-      </w:r>
-      <w:proofErr w:type="spellStart"/>
-      <w:r>
-        <w:t>Kelas</w:t>
-      </w:r>
-      <w:proofErr w:type="spellEnd"/>
-      <w:r>
-        <w:t xml:space="preserve"> </w:t>
+        <w:t xml:space="preserve">Total Kelas </w:t>
       </w:r>
       <w:r>
         <w:tab/>
@@ -3164,11 +3180,9 @@
       <w:r>
         <w:t xml:space="preserve"> </w:t>
       </w:r>
-      <w:proofErr w:type="spellStart"/>
       <w:r>
         <w:t>Kelas</w:t>
       </w:r>
-      <w:proofErr w:type="spellEnd"/>
       <w:proofErr w:type="gramEnd"/>
       <w:r>
         <w:br/>
@@ -3186,7 +3200,6 @@
         <w:tab/>
         <w:t xml:space="preserve">:   </w:t>
       </w:r>
-      <w:proofErr w:type="gramStart"/>
       <w:r>
         <w:t>56</w:t>
       </w:r>
@@ -3199,7 +3212,6 @@
       <w:r>
         <w:t>Orang</w:t>
       </w:r>
-      <w:proofErr w:type="gramEnd"/>
       <w:r>
         <w:br/>
         <w:t xml:space="preserve">Total </w:t>
@@ -3261,13 +3273,7 @@
         <w:rPr>
           <w:lang w:val="en-ID"/>
         </w:rPr>
-        <w:t xml:space="preserve"> </w:t>
-      </w:r>
-      <w:r>
-        <w:rPr>
-          <w:lang w:val="en-ID"/>
-        </w:rPr>
-        <w:t>Ketrin</w:t>
+        <w:t xml:space="preserve"> Ketrin</w:t>
       </w:r>
       <w:r>
         <w:rPr>
@@ -3411,13 +3417,23 @@
         </w:rPr>
         <w:t xml:space="preserve"> </w:t>
       </w:r>
+      <w:proofErr w:type="spellStart"/>
       <w:r>
         <w:rPr>
           <w:b/>
           <w:bCs/>
           <w:lang w:val="en-ID"/>
         </w:rPr>
-        <w:t xml:space="preserve">Juli </w:t>
+        <w:t>Juli</w:t>
+      </w:r>
+      <w:proofErr w:type="spellEnd"/>
+      <w:r>
+        <w:rPr>
+          <w:b/>
+          <w:bCs/>
+          <w:lang w:val="en-ID"/>
+        </w:rPr>
+        <w:t xml:space="preserve"> </w:t>
       </w:r>
       <w:r>
         <w:rPr>
@@ -3589,17 +3605,8 @@
                 <w:b/>
                 <w:bCs/>
               </w:rPr>
-              <w:t>Fee/</w:t>
-            </w:r>
-            <w:proofErr w:type="spellStart"/>
-            <w:r>
-              <w:rPr>
-                <w:b/>
-                <w:bCs/>
-              </w:rPr>
-              <w:t>Kelas</w:t>
-            </w:r>
-            <w:proofErr w:type="spellEnd"/>
+              <w:t>Fee/Kelas</w:t>
+            </w:r>
           </w:p>
         </w:tc>
         <w:tc>
@@ -3634,13 +3641,7 @@
           </w:tcPr>
           <w:p>
             <w:r>
-              <w:t>2</w:t>
-            </w:r>
-            <w:r>
-              <w:t>8</w:t>
-            </w:r>
-            <w:r>
-              <w:t xml:space="preserve"> Juli 2026</w:t>
+              <w:t>28 Juli 2026</w:t>
             </w:r>
           </w:p>
         </w:tc>
@@ -3714,13 +3715,7 @@
           </w:tcPr>
           <w:p>
             <w:r>
-              <w:t>2</w:t>
-            </w:r>
-            <w:r>
-              <w:t>8</w:t>
-            </w:r>
-            <w:r>
-              <w:t xml:space="preserve"> Juli 2026</w:t>
+              <w:t>28 Juli 2026</w:t>
             </w:r>
           </w:p>
         </w:tc>
@@ -3794,13 +3789,7 @@
           </w:tcPr>
           <w:p>
             <w:r>
-              <w:t>2</w:t>
-            </w:r>
-            <w:r>
-              <w:t>8</w:t>
-            </w:r>
-            <w:r>
-              <w:t xml:space="preserve"> Juli 2026</w:t>
+              <w:t>28 Juli 2026</w:t>
             </w:r>
           </w:p>
         </w:tc>
@@ -4225,13 +4214,7 @@
               <w:jc w:val="right"/>
             </w:pPr>
             <w:r>
-              <w:t>Rp</w:t>
-            </w:r>
-            <w:r>
-              <w:t>6</w:t>
-            </w:r>
-            <w:r>
-              <w:t>00.000</w:t>
+              <w:t>Rp600.000</w:t>
             </w:r>
           </w:p>
         </w:tc>
@@ -4249,15 +4232,7 @@
     </w:p>
     <w:p>
       <w:r>
-        <w:t xml:space="preserve">Total </w:t>
-      </w:r>
-      <w:proofErr w:type="spellStart"/>
-      <w:r>
-        <w:t>Kelas</w:t>
-      </w:r>
-      <w:proofErr w:type="spellEnd"/>
-      <w:r>
-        <w:t xml:space="preserve"> </w:t>
+        <w:t xml:space="preserve">Total Kelas </w:t>
       </w:r>
       <w:r>
         <w:tab/>
@@ -4270,13 +4245,8 @@
         <w:t>3</w:t>
       </w:r>
       <w:r>
-        <w:t xml:space="preserve">   </w:t>
-      </w:r>
-      <w:proofErr w:type="spellStart"/>
-      <w:r>
-        <w:t>Kelas</w:t>
-      </w:r>
-      <w:proofErr w:type="spellEnd"/>
+        <w:t xml:space="preserve">   Kelas</w:t>
+      </w:r>
       <w:r>
         <w:br/>
         <w:t xml:space="preserve">Total </w:t>
@@ -4504,13 +4474,23 @@
         </w:rPr>
         <w:t xml:space="preserve"> </w:t>
       </w:r>
+      <w:proofErr w:type="spellStart"/>
       <w:r>
         <w:rPr>
           <w:b/>
           <w:bCs/>
           <w:lang w:val="en-ID"/>
         </w:rPr>
-        <w:t xml:space="preserve">Juli </w:t>
+        <w:t>Juli</w:t>
+      </w:r>
+      <w:proofErr w:type="spellEnd"/>
+      <w:r>
+        <w:rPr>
+          <w:b/>
+          <w:bCs/>
+          <w:lang w:val="en-ID"/>
+        </w:rPr>
+        <w:t xml:space="preserve"> </w:t>
       </w:r>
       <w:r>
         <w:rPr>
@@ -4682,17 +4662,8 @@
                 <w:b/>
                 <w:bCs/>
               </w:rPr>
-              <w:t>Fee/</w:t>
-            </w:r>
-            <w:proofErr w:type="spellStart"/>
-            <w:r>
-              <w:rPr>
-                <w:b/>
-                <w:bCs/>
-              </w:rPr>
-              <w:t>Kelas</w:t>
-            </w:r>
-            <w:proofErr w:type="spellEnd"/>
+              <w:t>Fee/Kelas</w:t>
+            </w:r>
           </w:p>
         </w:tc>
         <w:tc>
@@ -4807,10 +4778,7 @@
           </w:tcPr>
           <w:p>
             <w:r>
-              <w:t>31</w:t>
-            </w:r>
-            <w:r>
-              <w:t xml:space="preserve"> Juli 2026</w:t>
+              <w:t>31 Juli 2026</w:t>
             </w:r>
           </w:p>
         </w:tc>
@@ -4977,7 +4945,16 @@
           <w:tcPr>
             <w:tcW w:w="1811" w:type="dxa"/>
           </w:tcPr>
-          <w:p/>
+          <w:p>
+            <w:r>
+              <w:t xml:space="preserve">26 </w:t>
+            </w:r>
+            <w:proofErr w:type="spellStart"/>
+            <w:r>
+              <w:t>Juli</w:t>
+            </w:r>
+            <w:proofErr w:type="spellEnd"/>
+          </w:p>
         </w:tc>
         <w:tc>
           <w:tcPr>
@@ -4993,6 +4970,9 @@
             <w:pPr>
               <w:jc w:val="center"/>
             </w:pPr>
+            <w:r>
+              <w:t>12.00-13.00</w:t>
+            </w:r>
           </w:p>
         </w:tc>
         <w:tc>
@@ -5003,6 +4983,9 @@
             <w:pPr>
               <w:jc w:val="center"/>
             </w:pPr>
+            <w:r>
+              <w:t>12</w:t>
+            </w:r>
           </w:p>
         </w:tc>
         <w:tc>
@@ -5345,28 +5328,15 @@
     </w:p>
     <w:p>
       <w:r>
-        <w:t xml:space="preserve">Total </w:t>
-      </w:r>
-      <w:proofErr w:type="spellStart"/>
-      <w:r>
-        <w:t>Kelas</w:t>
-      </w:r>
-      <w:proofErr w:type="spellEnd"/>
-      <w:r>
-        <w:t xml:space="preserve"> </w:t>
+        <w:t xml:space="preserve">Total Kelas </w:t>
       </w:r>
       <w:r>
         <w:tab/>
       </w:r>
       <w:r>
         <w:tab/>
-        <w:t xml:space="preserve">: 3   </w:t>
-      </w:r>
-      <w:proofErr w:type="spellStart"/>
-      <w:r>
-        <w:t>Kelas</w:t>
-      </w:r>
-      <w:proofErr w:type="spellEnd"/>
+        <w:t>: 3   Kelas</w:t>
+      </w:r>
       <w:r>
         <w:br/>
         <w:t xml:space="preserve">Total </w:t>
@@ -5438,13 +5408,7 @@
         <w:rPr>
           <w:lang w:val="en-ID"/>
         </w:rPr>
-        <w:t xml:space="preserve"> </w:t>
-      </w:r>
-      <w:r>
-        <w:rPr>
-          <w:lang w:val="en-ID"/>
-        </w:rPr>
-        <w:t>Sherlyn</w:t>
+        <w:t xml:space="preserve"> Sherlyn</w:t>
       </w:r>
       <w:r>
         <w:rPr>
@@ -5588,13 +5552,23 @@
         </w:rPr>
         <w:t xml:space="preserve"> </w:t>
       </w:r>
+      <w:proofErr w:type="spellStart"/>
       <w:r>
         <w:rPr>
           <w:b/>
           <w:bCs/>
           <w:lang w:val="en-ID"/>
         </w:rPr>
-        <w:t xml:space="preserve">Juli </w:t>
+        <w:t>Juli</w:t>
+      </w:r>
+      <w:proofErr w:type="spellEnd"/>
+      <w:r>
+        <w:rPr>
+          <w:b/>
+          <w:bCs/>
+          <w:lang w:val="en-ID"/>
+        </w:rPr>
+        <w:t xml:space="preserve"> </w:t>
       </w:r>
       <w:r>
         <w:rPr>
@@ -5766,17 +5740,8 @@
                 <w:b/>
                 <w:bCs/>
               </w:rPr>
-              <w:t>Fee/</w:t>
-            </w:r>
-            <w:proofErr w:type="spellStart"/>
-            <w:r>
-              <w:rPr>
-                <w:b/>
-                <w:bCs/>
-              </w:rPr>
-              <w:t>Kelas</w:t>
-            </w:r>
-            <w:proofErr w:type="spellEnd"/>
+              <w:t>Fee/Kelas</w:t>
+            </w:r>
           </w:p>
         </w:tc>
         <w:tc>
@@ -6411,28 +6376,15 @@
     </w:p>
     <w:p>
       <w:r>
-        <w:t xml:space="preserve">Total </w:t>
-      </w:r>
-      <w:proofErr w:type="spellStart"/>
-      <w:r>
-        <w:t>Kelas</w:t>
-      </w:r>
-      <w:proofErr w:type="spellEnd"/>
-      <w:r>
-        <w:t xml:space="preserve"> </w:t>
+        <w:t xml:space="preserve">Total Kelas </w:t>
       </w:r>
       <w:r>
         <w:tab/>
       </w:r>
       <w:r>
         <w:tab/>
-        <w:t xml:space="preserve">: 3   </w:t>
-      </w:r>
-      <w:proofErr w:type="spellStart"/>
-      <w:r>
-        <w:t>Kelas</w:t>
-      </w:r>
-      <w:proofErr w:type="spellEnd"/>
+        <w:t>: 3   Kelas</w:t>
+      </w:r>
       <w:r>
         <w:br/>
         <w:t xml:space="preserve">Total </w:t>
@@ -6504,13 +6456,7 @@
         <w:rPr>
           <w:lang w:val="en-ID"/>
         </w:rPr>
-        <w:t xml:space="preserve"> </w:t>
-      </w:r>
-      <w:r>
-        <w:rPr>
-          <w:lang w:val="en-ID"/>
-        </w:rPr>
-        <w:t>Chrisna</w:t>
+        <w:t xml:space="preserve"> Chrisna</w:t>
       </w:r>
       <w:r>
         <w:rPr>
@@ -6654,13 +6600,23 @@
         </w:rPr>
         <w:t xml:space="preserve"> </w:t>
       </w:r>
+      <w:proofErr w:type="spellStart"/>
       <w:r>
         <w:rPr>
           <w:b/>
           <w:bCs/>
           <w:lang w:val="en-ID"/>
         </w:rPr>
-        <w:t xml:space="preserve">Juli </w:t>
+        <w:t>Juli</w:t>
+      </w:r>
+      <w:proofErr w:type="spellEnd"/>
+      <w:r>
+        <w:rPr>
+          <w:b/>
+          <w:bCs/>
+          <w:lang w:val="en-ID"/>
+        </w:rPr>
+        <w:t xml:space="preserve"> </w:t>
       </w:r>
       <w:r>
         <w:rPr>
@@ -6832,17 +6788,8 @@
                 <w:b/>
                 <w:bCs/>
               </w:rPr>
-              <w:t>Fee/</w:t>
-            </w:r>
-            <w:proofErr w:type="spellStart"/>
-            <w:r>
-              <w:rPr>
-                <w:b/>
-                <w:bCs/>
-              </w:rPr>
-              <w:t>Kelas</w:t>
-            </w:r>
-            <w:proofErr w:type="spellEnd"/>
+              <w:t>Fee/Kelas</w:t>
+            </w:r>
           </w:p>
         </w:tc>
         <w:tc>
@@ -7046,13 +6993,7 @@
           </w:tcPr>
           <w:p>
             <w:r>
-              <w:t>3</w:t>
-            </w:r>
-            <w:r>
-              <w:t>0</w:t>
-            </w:r>
-            <w:r>
-              <w:t xml:space="preserve"> Juli 2026</w:t>
+              <w:t>30 Juli 2026</w:t>
             </w:r>
           </w:p>
         </w:tc>
@@ -7546,13 +7487,7 @@
               <w:jc w:val="right"/>
             </w:pPr>
             <w:r>
-              <w:t>Rp</w:t>
-            </w:r>
-            <w:r>
-              <w:t>1.0</w:t>
-            </w:r>
-            <w:r>
-              <w:t>00.000</w:t>
+              <w:t>Rp1.000.000</w:t>
             </w:r>
           </w:p>
         </w:tc>
@@ -7570,15 +7505,7 @@
     </w:p>
     <w:p>
       <w:r>
-        <w:t xml:space="preserve">Total </w:t>
-      </w:r>
-      <w:proofErr w:type="spellStart"/>
-      <w:r>
-        <w:t>Kelas</w:t>
-      </w:r>
-      <w:proofErr w:type="spellEnd"/>
-      <w:r>
-        <w:t xml:space="preserve"> </w:t>
+        <w:t xml:space="preserve">Total Kelas </w:t>
       </w:r>
       <w:r>
         <w:tab/>
@@ -7591,13 +7518,8 @@
         <w:t>5</w:t>
       </w:r>
       <w:r>
-        <w:t xml:space="preserve">   </w:t>
-      </w:r>
-      <w:proofErr w:type="spellStart"/>
-      <w:r>
-        <w:t>Kelas</w:t>
-      </w:r>
-      <w:proofErr w:type="spellEnd"/>
+        <w:t xml:space="preserve">   Kelas</w:t>
+      </w:r>
       <w:r>
         <w:br/>
         <w:t xml:space="preserve">Total </w:t>
@@ -7675,13 +7597,7 @@
         <w:rPr>
           <w:lang w:val="en-ID"/>
         </w:rPr>
-        <w:t xml:space="preserve"> </w:t>
-      </w:r>
-      <w:r>
-        <w:rPr>
-          <w:lang w:val="en-ID"/>
-        </w:rPr>
-        <w:t>Ana</w:t>
+        <w:t xml:space="preserve"> Ana</w:t>
       </w:r>
       <w:r>
         <w:rPr>
@@ -7825,13 +7741,23 @@
         </w:rPr>
         <w:t xml:space="preserve"> </w:t>
       </w:r>
+      <w:proofErr w:type="spellStart"/>
       <w:r>
         <w:rPr>
           <w:b/>
           <w:bCs/>
           <w:lang w:val="en-ID"/>
         </w:rPr>
-        <w:t xml:space="preserve">Juli </w:t>
+        <w:t>Juli</w:t>
+      </w:r>
+      <w:proofErr w:type="spellEnd"/>
+      <w:r>
+        <w:rPr>
+          <w:b/>
+          <w:bCs/>
+          <w:lang w:val="en-ID"/>
+        </w:rPr>
+        <w:t xml:space="preserve"> </w:t>
       </w:r>
       <w:r>
         <w:rPr>
@@ -8003,17 +7929,8 @@
                 <w:b/>
                 <w:bCs/>
               </w:rPr>
-              <w:t>Fee/</w:t>
-            </w:r>
-            <w:proofErr w:type="spellStart"/>
-            <w:r>
-              <w:rPr>
-                <w:b/>
-                <w:bCs/>
-              </w:rPr>
-              <w:t>Kelas</w:t>
-            </w:r>
-            <w:proofErr w:type="spellEnd"/>
+              <w:t>Fee/Kelas</w:t>
+            </w:r>
           </w:p>
         </w:tc>
         <w:tc>
@@ -8651,15 +8568,7 @@
     </w:p>
     <w:p>
       <w:r>
-        <w:t xml:space="preserve">Total </w:t>
-      </w:r>
-      <w:proofErr w:type="spellStart"/>
-      <w:r>
-        <w:t>Kelas</w:t>
-      </w:r>
-      <w:proofErr w:type="spellEnd"/>
-      <w:r>
-        <w:t xml:space="preserve"> </w:t>
+        <w:t xml:space="preserve">Total Kelas </w:t>
       </w:r>
       <w:r>
         <w:tab/>
@@ -8672,13 +8581,8 @@
         <w:t>2</w:t>
       </w:r>
       <w:r>
-        <w:t xml:space="preserve">   </w:t>
-      </w:r>
-      <w:proofErr w:type="spellStart"/>
-      <w:r>
-        <w:t>Kelas</w:t>
-      </w:r>
-      <w:proofErr w:type="spellEnd"/>
+        <w:t xml:space="preserve">   Kelas</w:t>
+      </w:r>
       <w:r>
         <w:br/>
         <w:t xml:space="preserve">Total </w:t>
@@ -8908,13 +8812,23 @@
         </w:rPr>
         <w:t xml:space="preserve"> </w:t>
       </w:r>
+      <w:proofErr w:type="spellStart"/>
       <w:r>
         <w:rPr>
           <w:b/>
           <w:bCs/>
           <w:lang w:val="en-ID"/>
         </w:rPr>
-        <w:t xml:space="preserve">Juli </w:t>
+        <w:t>Juli</w:t>
+      </w:r>
+      <w:proofErr w:type="spellEnd"/>
+      <w:r>
+        <w:rPr>
+          <w:b/>
+          <w:bCs/>
+          <w:lang w:val="en-ID"/>
+        </w:rPr>
+        <w:t xml:space="preserve"> </w:t>
       </w:r>
       <w:r>
         <w:rPr>
@@ -9086,17 +9000,8 @@
                 <w:b/>
                 <w:bCs/>
               </w:rPr>
-              <w:t>Fee/</w:t>
-            </w:r>
-            <w:proofErr w:type="spellStart"/>
-            <w:r>
-              <w:rPr>
-                <w:b/>
-                <w:bCs/>
-              </w:rPr>
-              <w:t>Kelas</w:t>
-            </w:r>
-            <w:proofErr w:type="spellEnd"/>
+              <w:t>Fee/Kelas</w:t>
+            </w:r>
           </w:p>
         </w:tc>
         <w:tc>
@@ -9767,13 +9672,7 @@
               <w:jc w:val="right"/>
             </w:pPr>
             <w:r>
-              <w:t>Rp</w:t>
-            </w:r>
-            <w:r>
-              <w:t>8</w:t>
-            </w:r>
-            <w:r>
-              <w:t>00.000</w:t>
+              <w:t>Rp800.000</w:t>
             </w:r>
           </w:p>
         </w:tc>
@@ -9791,15 +9690,7 @@
     </w:p>
     <w:p>
       <w:r>
-        <w:t xml:space="preserve">Total </w:t>
-      </w:r>
-      <w:proofErr w:type="spellStart"/>
-      <w:r>
-        <w:t>Kelas</w:t>
-      </w:r>
-      <w:proofErr w:type="spellEnd"/>
-      <w:r>
-        <w:t xml:space="preserve"> </w:t>
+        <w:t xml:space="preserve">Total Kelas </w:t>
       </w:r>
       <w:r>
         <w:tab/>
@@ -9812,13 +9703,8 @@
         <w:t>4</w:t>
       </w:r>
       <w:r>
-        <w:t xml:space="preserve">   </w:t>
-      </w:r>
-      <w:proofErr w:type="spellStart"/>
-      <w:r>
-        <w:t>Kelas</w:t>
-      </w:r>
-      <w:proofErr w:type="spellEnd"/>
+        <w:t xml:space="preserve">   Kelas</w:t>
+      </w:r>
       <w:r>
         <w:br/>
         <w:t xml:space="preserve">Total </w:t>
@@ -9896,13 +9782,7 @@
         <w:rPr>
           <w:lang w:val="en-ID"/>
         </w:rPr>
-        <w:t xml:space="preserve"> </w:t>
-      </w:r>
-      <w:r>
-        <w:rPr>
-          <w:lang w:val="en-ID"/>
-        </w:rPr>
-        <w:t>Alma</w:t>
+        <w:t xml:space="preserve"> Alma</w:t>
       </w:r>
       <w:r>
         <w:rPr>
@@ -10046,13 +9926,23 @@
         </w:rPr>
         <w:t xml:space="preserve"> </w:t>
       </w:r>
+      <w:proofErr w:type="spellStart"/>
       <w:r>
         <w:rPr>
           <w:b/>
           <w:bCs/>
           <w:lang w:val="en-ID"/>
         </w:rPr>
-        <w:t xml:space="preserve">Juli </w:t>
+        <w:t>Juli</w:t>
+      </w:r>
+      <w:proofErr w:type="spellEnd"/>
+      <w:r>
+        <w:rPr>
+          <w:b/>
+          <w:bCs/>
+          <w:lang w:val="en-ID"/>
+        </w:rPr>
+        <w:t xml:space="preserve"> </w:t>
       </w:r>
       <w:r>
         <w:rPr>
@@ -10224,17 +10114,8 @@
                 <w:b/>
                 <w:bCs/>
               </w:rPr>
-              <w:t>Fee/</w:t>
-            </w:r>
-            <w:proofErr w:type="spellStart"/>
-            <w:r>
-              <w:rPr>
-                <w:b/>
-                <w:bCs/>
-              </w:rPr>
-              <w:t>Kelas</w:t>
-            </w:r>
-            <w:proofErr w:type="spellEnd"/>
+              <w:t>Fee/Kelas</w:t>
+            </w:r>
           </w:p>
         </w:tc>
         <w:tc>
@@ -10911,28 +10792,15 @@
     </w:p>
     <w:p>
       <w:r>
-        <w:t xml:space="preserve">Total </w:t>
-      </w:r>
-      <w:proofErr w:type="spellStart"/>
-      <w:r>
-        <w:t>Kelas</w:t>
-      </w:r>
-      <w:proofErr w:type="spellEnd"/>
-      <w:r>
-        <w:t xml:space="preserve"> </w:t>
+        <w:t xml:space="preserve">Total Kelas </w:t>
       </w:r>
       <w:r>
         <w:tab/>
       </w:r>
       <w:r>
         <w:tab/>
-        <w:t xml:space="preserve">: 4   </w:t>
-      </w:r>
-      <w:proofErr w:type="spellStart"/>
-      <w:r>
-        <w:t>Kelas</w:t>
-      </w:r>
-      <w:proofErr w:type="spellEnd"/>
+        <w:t>: 4   Kelas</w:t>
+      </w:r>
       <w:r>
         <w:br/>
         <w:t xml:space="preserve">Total </w:t>
@@ -11148,13 +11016,23 @@
         </w:rPr>
         <w:t xml:space="preserve"> </w:t>
       </w:r>
+      <w:proofErr w:type="spellStart"/>
       <w:r>
         <w:rPr>
           <w:b/>
           <w:bCs/>
           <w:lang w:val="en-ID"/>
         </w:rPr>
-        <w:t xml:space="preserve">Juli </w:t>
+        <w:t>Juli</w:t>
+      </w:r>
+      <w:proofErr w:type="spellEnd"/>
+      <w:r>
+        <w:rPr>
+          <w:b/>
+          <w:bCs/>
+          <w:lang w:val="en-ID"/>
+        </w:rPr>
+        <w:t xml:space="preserve"> </w:t>
       </w:r>
       <w:r>
         <w:rPr>
@@ -11326,17 +11204,8 @@
                 <w:b/>
                 <w:bCs/>
               </w:rPr>
-              <w:t>Fee/</w:t>
-            </w:r>
-            <w:proofErr w:type="spellStart"/>
-            <w:r>
-              <w:rPr>
-                <w:b/>
-                <w:bCs/>
-              </w:rPr>
-              <w:t>Kelas</w:t>
-            </w:r>
-            <w:proofErr w:type="spellEnd"/>
+              <w:t>Fee/Kelas</w:t>
+            </w:r>
           </w:p>
         </w:tc>
         <w:tc>
@@ -11860,15 +11729,7 @@
     </w:p>
     <w:p>
       <w:r>
-        <w:t xml:space="preserve">Total </w:t>
-      </w:r>
-      <w:proofErr w:type="spellStart"/>
-      <w:r>
-        <w:t>Kelas</w:t>
-      </w:r>
-      <w:proofErr w:type="spellEnd"/>
-      <w:r>
-        <w:t xml:space="preserve"> </w:t>
+        <w:t xml:space="preserve">Total Kelas </w:t>
       </w:r>
       <w:r>
         <w:tab/>
@@ -11881,13 +11742,8 @@
         <w:t>2</w:t>
       </w:r>
       <w:r>
-        <w:t xml:space="preserve">   </w:t>
-      </w:r>
-      <w:proofErr w:type="spellStart"/>
-      <w:r>
-        <w:t>Kelas</w:t>
-      </w:r>
-      <w:proofErr w:type="spellEnd"/>
+        <w:t xml:space="preserve">   Kelas</w:t>
+      </w:r>
       <w:r>
         <w:br/>
         <w:t xml:space="preserve">Total </w:t>
@@ -11946,7 +11802,7 @@
 </file>
 
 <file path=word/endnotes.xml><?xml version="1.0" encoding="utf-8"?>
-<w:endnotes xmlns:wpc="http://schemas.microsoft.com/office/word/2010/wordprocessingCanvas" xmlns:cx="http://schemas.microsoft.com/office/drawing/2014/chartex" xmlns:cx1="http://schemas.microsoft.com/office/drawing/2015/9/8/chartex" xmlns:cx2="http://schemas.microsoft.com/office/drawing/2015/10/21/chartex" xmlns:cx3="http://schemas.microsoft.com/office/drawing/2016/5/9/chartex" xmlns:cx4="http://schemas.microsoft.com/office/drawing/2016/5/10/chartex" xmlns:cx5="http://schemas.microsoft.com/office/drawing/2016/5/11/chartex" xmlns:cx6="http://schemas.microsoft.com/office/drawing/2016/5/12/chartex" xmlns:cx7="http://schemas.microsoft.com/office/drawing/2016/5/13/chartex" xmlns:cx8="http://schemas.microsoft.com/office/drawing/2016/5/14/chartex" xmlns:mc="http://schemas.openxmlformats.org/markup-compatibility/2006" xmlns:aink="http://schemas.microsoft.com/office/drawing/2016/ink" xmlns:am3d="http://schemas.microsoft.com/office/drawing/2017/model3d" xmlns:o="urn:schemas-microsoft-com:office:office" xmlns:oel="http://schemas.microsoft.com/office/2019/extlst" xmlns:r="http://schemas.openxmlformats.org/officeDocument/2006/relationships" xmlns:m="http://schemas.openxmlformats.org/officeDocument/2006/math" xmlns:v="urn:schemas-microsoft-com:vml" xmlns:wp14="http://schemas.microsoft.com/office/word/2010/wordprocessingDrawing" xmlns:wp="http://schemas.openxmlformats.org/drawingml/2006/wordprocessingDrawing" xmlns:w10="urn:schemas-microsoft-com:office:word" xmlns:w="http://schemas.openxmlformats.org/wordprocessingml/2006/main" xmlns:w14="http://schemas.microsoft.com/office/word/2010/wordml" xmlns:w15="http://schemas.microsoft.com/office/word/2012/wordml" xmlns:w16cei="http://schemas.microsoft.com/office/word/2026/wordml/cei" xmlns:w16cex="http://schemas.microsoft.com/office/word/2018/wordml/cex" xmlns:w16cid="http://schemas.microsoft.com/office/word/2016/wordml/cid" xmlns:w16="http://schemas.microsoft.com/office/word/2018/wordml" xmlns:w16du="http://schemas.microsoft.com/office/word/2023/wordml/word16du" xmlns:w16sdtdh="http://schemas.microsoft.com/office/word/2020/wordml/sdtdatahash" xmlns:w16sdtfl="http://schemas.microsoft.com/office/word/2024/wordml/sdtformatlock" xmlns:w16se="http://schemas.microsoft.com/office/word/2015/wordml/symex" xmlns:wpg="http://schemas.microsoft.com/office/word/2010/wordprocessingGroup" xmlns:wpi="http://schemas.microsoft.com/office/word/2010/wordprocessingInk" xmlns:wne="http://schemas.microsoft.com/office/word/2006/wordml" xmlns:wps="http://schemas.microsoft.com/office/word/2010/wordprocessingShape" mc:Ignorable="w14 w15 w16se w16cid w16 w16cex w16sdtdh w16sdtfl w16du wp14">
+<w:endnotes xmlns:wpc="http://schemas.microsoft.com/office/word/2010/wordprocessingCanvas" xmlns:cx="http://schemas.microsoft.com/office/drawing/2014/chartex" xmlns:cx1="http://schemas.microsoft.com/office/drawing/2015/9/8/chartex" xmlns:cx2="http://schemas.microsoft.com/office/drawing/2015/10/21/chartex" xmlns:cx3="http://schemas.microsoft.com/office/drawing/2016/5/9/chartex" xmlns:cx4="http://schemas.microsoft.com/office/drawing/2016/5/10/chartex" xmlns:cx5="http://schemas.microsoft.com/office/drawing/2016/5/11/chartex" xmlns:cx6="http://schemas.microsoft.com/office/drawing/2016/5/12/chartex" xmlns:cx7="http://schemas.microsoft.com/office/drawing/2016/5/13/chartex" xmlns:cx8="http://schemas.microsoft.com/office/drawing/2016/5/14/chartex" xmlns:mc="http://schemas.openxmlformats.org/markup-compatibility/2006" xmlns:aink="http://schemas.microsoft.com/office/drawing/2016/ink" xmlns:am3d="http://schemas.microsoft.com/office/drawing/2017/model3d" xmlns:o="urn:schemas-microsoft-com:office:office" xmlns:r="http://schemas.openxmlformats.org/officeDocument/2006/relationships" xmlns:m="http://schemas.openxmlformats.org/officeDocument/2006/math" xmlns:v="urn:schemas-microsoft-com:vml" xmlns:wp14="http://schemas.microsoft.com/office/word/2010/wordprocessingDrawing" xmlns:wp="http://schemas.openxmlformats.org/drawingml/2006/wordprocessingDrawing" xmlns:w10="urn:schemas-microsoft-com:office:word" xmlns:w="http://schemas.openxmlformats.org/wordprocessingml/2006/main" xmlns:w14="http://schemas.microsoft.com/office/word/2010/wordml" xmlns:w15="http://schemas.microsoft.com/office/word/2012/wordml" xmlns:w16cex="http://schemas.microsoft.com/office/word/2018/wordml/cex" xmlns:w16cid="http://schemas.microsoft.com/office/word/2016/wordml/cid" xmlns:w16="http://schemas.microsoft.com/office/word/2018/wordml" xmlns:w16sdtdh="http://schemas.microsoft.com/office/word/2020/wordml/sdtdatahash" xmlns:w16se="http://schemas.microsoft.com/office/word/2015/wordml/symex" xmlns:wpg="http://schemas.microsoft.com/office/word/2010/wordprocessingGroup" xmlns:wpi="http://schemas.microsoft.com/office/word/2010/wordprocessingInk" xmlns:wne="http://schemas.microsoft.com/office/word/2006/wordml" xmlns:wps="http://schemas.microsoft.com/office/word/2010/wordprocessingShape" mc:Ignorable="w14 w15 w16se w16cid w16 w16cex w16sdtdh wp14">
   <w:endnote w:type="separator" w:id="-1">
     <w:p>
       <w:pPr>
@@ -11971,7 +11827,7 @@
 </file>
 
 <file path=word/footnotes.xml><?xml version="1.0" encoding="utf-8"?>
-<w:footnotes xmlns:wpc="http://schemas.microsoft.com/office/word/2010/wordprocessingCanvas" xmlns:cx="http://schemas.microsoft.com/office/drawing/2014/chartex" xmlns:cx1="http://schemas.microsoft.com/office/drawing/2015/9/8/chartex" xmlns:cx2="http://schemas.microsoft.com/office/drawing/2015/10/21/chartex" xmlns:cx3="http://schemas.microsoft.com/office/drawing/2016/5/9/chartex" xmlns:cx4="http://schemas.microsoft.com/office/drawing/2016/5/10/chartex" xmlns:cx5="http://schemas.microsoft.com/office/drawing/2016/5/11/chartex" xmlns:cx6="http://schemas.microsoft.com/office/drawing/2016/5/12/chartex" xmlns:cx7="http://schemas.microsoft.com/office/drawing/2016/5/13/chartex" xmlns:cx8="http://schemas.microsoft.com/office/drawing/2016/5/14/chartex" xmlns:mc="http://schemas.openxmlformats.org/markup-compatibility/2006" xmlns:aink="http://schemas.microsoft.com/office/drawing/2016/ink" xmlns:am3d="http://schemas.microsoft.com/office/drawing/2017/model3d" xmlns:o="urn:schemas-microsoft-com:office:office" xmlns:oel="http://schemas.microsoft.com/office/2019/extlst" xmlns:r="http://schemas.openxmlformats.org/officeDocument/2006/relationships" xmlns:m="http://schemas.openxmlformats.org/officeDocument/2006/math" xmlns:v="urn:schemas-microsoft-com:vml" xmlns:wp14="http://schemas.microsoft.com/office/word/2010/wordprocessingDrawing" xmlns:wp="http://schemas.openxmlformats.org/drawingml/2006/wordprocessingDrawing" xmlns:w10="urn:schemas-microsoft-com:office:word" xmlns:w="http://schemas.openxmlformats.org/wordprocessingml/2006/main" xmlns:w14="http://schemas.microsoft.com/office/word/2010/wordml" xmlns:w15="http://schemas.microsoft.com/office/word/2012/wordml" xmlns:w16cei="http://schemas.microsoft.com/office/word/2026/wordml/cei" xmlns:w16cex="http://schemas.microsoft.com/office/word/2018/wordml/cex" xmlns:w16cid="http://schemas.microsoft.com/office/word/2016/wordml/cid" xmlns:w16="http://schemas.microsoft.com/office/word/2018/wordml" xmlns:w16du="http://schemas.microsoft.com/office/word/2023/wordml/word16du" xmlns:w16sdtdh="http://schemas.microsoft.com/office/word/2020/wordml/sdtdatahash" xmlns:w16sdtfl="http://schemas.microsoft.com/office/word/2024/wordml/sdtformatlock" xmlns:w16se="http://schemas.microsoft.com/office/word/2015/wordml/symex" xmlns:wpg="http://schemas.microsoft.com/office/word/2010/wordprocessingGroup" xmlns:wpi="http://schemas.microsoft.com/office/word/2010/wordprocessingInk" xmlns:wne="http://schemas.microsoft.com/office/word/2006/wordml" xmlns:wps="http://schemas.microsoft.com/office/word/2010/wordprocessingShape" mc:Ignorable="w14 w15 w16se w16cid w16 w16cex w16sdtdh w16sdtfl w16du wp14">
+<w:footnotes xmlns:wpc="http://schemas.microsoft.com/office/word/2010/wordprocessingCanvas" xmlns:cx="http://schemas.microsoft.com/office/drawing/2014/chartex" xmlns:cx1="http://schemas.microsoft.com/office/drawing/2015/9/8/chartex" xmlns:cx2="http://schemas.microsoft.com/office/drawing/2015/10/21/chartex" xmlns:cx3="http://schemas.microsoft.com/office/drawing/2016/5/9/chartex" xmlns:cx4="http://schemas.microsoft.com/office/drawing/2016/5/10/chartex" xmlns:cx5="http://schemas.microsoft.com/office/drawing/2016/5/11/chartex" xmlns:cx6="http://schemas.microsoft.com/office/drawing/2016/5/12/chartex" xmlns:cx7="http://schemas.microsoft.com/office/drawing/2016/5/13/chartex" xmlns:cx8="http://schemas.microsoft.com/office/drawing/2016/5/14/chartex" xmlns:mc="http://schemas.openxmlformats.org/markup-compatibility/2006" xmlns:aink="http://schemas.microsoft.com/office/drawing/2016/ink" xmlns:am3d="http://schemas.microsoft.com/office/drawing/2017/model3d" xmlns:o="urn:schemas-microsoft-com:office:office" xmlns:r="http://schemas.openxmlformats.org/officeDocument/2006/relationships" xmlns:m="http://schemas.openxmlformats.org/officeDocument/2006/math" xmlns:v="urn:schemas-microsoft-com:vml" xmlns:wp14="http://schemas.microsoft.com/office/word/2010/wordprocessingDrawing" xmlns:wp="http://schemas.openxmlformats.org/drawingml/2006/wordprocessingDrawing" xmlns:w10="urn:schemas-microsoft-com:office:word" xmlns:w="http://schemas.openxmlformats.org/wordprocessingml/2006/main" xmlns:w14="http://schemas.microsoft.com/office/word/2010/wordml" xmlns:w15="http://schemas.microsoft.com/office/word/2012/wordml" xmlns:w16cex="http://schemas.microsoft.com/office/word/2018/wordml/cex" xmlns:w16cid="http://schemas.microsoft.com/office/word/2016/wordml/cid" xmlns:w16="http://schemas.microsoft.com/office/word/2018/wordml" xmlns:w16sdtdh="http://schemas.microsoft.com/office/word/2020/wordml/sdtdatahash" xmlns:w16se="http://schemas.microsoft.com/office/word/2015/wordml/symex" xmlns:wpg="http://schemas.microsoft.com/office/word/2010/wordprocessingGroup" xmlns:wpi="http://schemas.microsoft.com/office/word/2010/wordprocessingInk" xmlns:wne="http://schemas.microsoft.com/office/word/2006/wordml" xmlns:wps="http://schemas.microsoft.com/office/word/2010/wordprocessingShape" mc:Ignorable="w14 w15 w16se w16cid w16 w16cex w16sdtdh wp14">
   <w:footnote w:type="separator" w:id="-1">
     <w:p>
       <w:pPr>
@@ -11996,7 +11852,7 @@
 </file>
 
 <file path=word/header1.xml><?xml version="1.0" encoding="utf-8"?>
-<w:hdr xmlns:wpc="http://schemas.microsoft.com/office/word/2010/wordprocessingCanvas" xmlns:cx="http://schemas.microsoft.com/office/drawing/2014/chartex" xmlns:cx1="http://schemas.microsoft.com/office/drawing/2015/9/8/chartex" xmlns:cx2="http://schemas.microsoft.com/office/drawing/2015/10/21/chartex" xmlns:cx3="http://schemas.microsoft.com/office/drawing/2016/5/9/chartex" xmlns:cx4="http://schemas.microsoft.com/office/drawing/2016/5/10/chartex" xmlns:cx5="http://schemas.microsoft.com/office/drawing/2016/5/11/chartex" xmlns:cx6="http://schemas.microsoft.com/office/drawing/2016/5/12/chartex" xmlns:cx7="http://schemas.microsoft.com/office/drawing/2016/5/13/chartex" xmlns:cx8="http://schemas.microsoft.com/office/drawing/2016/5/14/chartex" xmlns:mc="http://schemas.openxmlformats.org/markup-compatibility/2006" xmlns:aink="http://schemas.microsoft.com/office/drawing/2016/ink" xmlns:am3d="http://schemas.microsoft.com/office/drawing/2017/model3d" xmlns:o="urn:schemas-microsoft-com:office:office" xmlns:oel="http://schemas.microsoft.com/office/2019/extlst" xmlns:r="http://schemas.openxmlformats.org/officeDocument/2006/relationships" xmlns:m="http://schemas.openxmlformats.org/officeDocument/2006/math" xmlns:v="urn:schemas-microsoft-com:vml" xmlns:wp14="http://schemas.microsoft.com/office/word/2010/wordprocessingDrawing" xmlns:wp="http://schemas.openxmlformats.org/drawingml/2006/wordprocessingDrawing" xmlns:w10="urn:schemas-microsoft-com:office:word" xmlns:w="http://schemas.openxmlformats.org/wordprocessingml/2006/main" xmlns:w14="http://schemas.microsoft.com/office/word/2010/wordml" xmlns:w15="http://schemas.microsoft.com/office/word/2012/wordml" xmlns:w16cei="http://schemas.microsoft.com/office/word/2026/wordml/cei" xmlns:w16cex="http://schemas.microsoft.com/office/word/2018/wordml/cex" xmlns:w16cid="http://schemas.microsoft.com/office/word/2016/wordml/cid" xmlns:w16="http://schemas.microsoft.com/office/word/2018/wordml" xmlns:w16du="http://schemas.microsoft.com/office/word/2023/wordml/word16du" xmlns:w16sdtdh="http://schemas.microsoft.com/office/word/2020/wordml/sdtdatahash" xmlns:w16sdtfl="http://schemas.microsoft.com/office/word/2024/wordml/sdtformatlock" xmlns:w16se="http://schemas.microsoft.com/office/word/2015/wordml/symex" xmlns:wpg="http://schemas.microsoft.com/office/word/2010/wordprocessingGroup" xmlns:wpi="http://schemas.microsoft.com/office/word/2010/wordprocessingInk" xmlns:wne="http://schemas.microsoft.com/office/word/2006/wordml" xmlns:wps="http://schemas.microsoft.com/office/word/2010/wordprocessingShape" mc:Ignorable="w14 w15 w16se w16cid w16 w16cex w16sdtdh w16sdtfl w16du wp14">
+<w:hdr xmlns:wpc="http://schemas.microsoft.com/office/word/2010/wordprocessingCanvas" xmlns:cx="http://schemas.microsoft.com/office/drawing/2014/chartex" xmlns:cx1="http://schemas.microsoft.com/office/drawing/2015/9/8/chartex" xmlns:cx2="http://schemas.microsoft.com/office/drawing/2015/10/21/chartex" xmlns:cx3="http://schemas.microsoft.com/office/drawing/2016/5/9/chartex" xmlns:cx4="http://schemas.microsoft.com/office/drawing/2016/5/10/chartex" xmlns:cx5="http://schemas.microsoft.com/office/drawing/2016/5/11/chartex" xmlns:cx6="http://schemas.microsoft.com/office/drawing/2016/5/12/chartex" xmlns:cx7="http://schemas.microsoft.com/office/drawing/2016/5/13/chartex" xmlns:cx8="http://schemas.microsoft.com/office/drawing/2016/5/14/chartex" xmlns:mc="http://schemas.openxmlformats.org/markup-compatibility/2006" xmlns:aink="http://schemas.microsoft.com/office/drawing/2016/ink" xmlns:am3d="http://schemas.microsoft.com/office/drawing/2017/model3d" xmlns:o="urn:schemas-microsoft-com:office:office" xmlns:r="http://schemas.openxmlformats.org/officeDocument/2006/relationships" xmlns:m="http://schemas.openxmlformats.org/officeDocument/2006/math" xmlns:v="urn:schemas-microsoft-com:vml" xmlns:wp14="http://schemas.microsoft.com/office/word/2010/wordprocessingDrawing" xmlns:wp="http://schemas.openxmlformats.org/drawingml/2006/wordprocessingDrawing" xmlns:w10="urn:schemas-microsoft-com:office:word" xmlns:w="http://schemas.openxmlformats.org/wordprocessingml/2006/main" xmlns:w14="http://schemas.microsoft.com/office/word/2010/wordml" xmlns:w15="http://schemas.microsoft.com/office/word/2012/wordml" xmlns:w16cex="http://schemas.microsoft.com/office/word/2018/wordml/cex" xmlns:w16cid="http://schemas.microsoft.com/office/word/2016/wordml/cid" xmlns:w16="http://schemas.microsoft.com/office/word/2018/wordml" xmlns:w16sdtdh="http://schemas.microsoft.com/office/word/2020/wordml/sdtdatahash" xmlns:w16se="http://schemas.microsoft.com/office/word/2015/wordml/symex" xmlns:wpg="http://schemas.microsoft.com/office/word/2010/wordprocessingGroup" xmlns:wpi="http://schemas.microsoft.com/office/word/2010/wordprocessingInk" xmlns:wne="http://schemas.microsoft.com/office/word/2006/wordml" xmlns:wps="http://schemas.microsoft.com/office/word/2010/wordprocessingShape" mc:Ignorable="w14 w15 w16se w16cid w16 w16cex w16sdtdh wp14">
   <w:p>
     <w:pPr>
       <w:pStyle w:val="Header"/>
@@ -12236,7 +12092,7 @@
             </wp:anchor>
           </w:drawing>
         </mc:Choice>
-        <mc:Fallback>
+        <mc:Fallback xmlns:w16sdtfl="http://schemas.microsoft.com/office/word/2024/wordml/sdtformatlock" xmlns:w16du="http://schemas.microsoft.com/office/word/2023/wordml/word16du" xmlns:w16cei="http://schemas.microsoft.com/office/word/2026/wordml/cei" xmlns:oel="http://schemas.microsoft.com/office/2019/extlst">
           <w:pict>
             <v:line w14:anchorId="7652FF21" id="Straight Connector 15" o:spid="_x0000_s1026" style="position:absolute;flip:x;z-index:251660288;visibility:visible;mso-wrap-style:square;mso-wrap-distance-left:9pt;mso-wrap-distance-top:0;mso-wrap-distance-right:9pt;mso-wrap-distance-bottom:0;mso-position-horizontal:absolute;mso-position-horizontal-relative:text;mso-position-vertical:absolute;mso-position-vertical-relative:text" from="248.25pt,23.95pt" to="451.5pt,23.95pt" o:gfxdata="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" strokecolor="#f7931e"/>
           </w:pict>
@@ -12274,7 +12130,7 @@
 </file>
 
 <file path=word/numbering.xml><?xml version="1.0" encoding="utf-8"?>
-<w:numbering xmlns:wpc="http://schemas.microsoft.com/office/word/2010/wordprocessingCanvas" xmlns:cx="http://schemas.microsoft.com/office/drawing/2014/chartex" xmlns:cx1="http://schemas.microsoft.com/office/drawing/2015/9/8/chartex" xmlns:cx2="http://schemas.microsoft.com/office/drawing/2015/10/21/chartex" xmlns:cx3="http://schemas.microsoft.com/office/drawing/2016/5/9/chartex" xmlns:cx4="http://schemas.microsoft.com/office/drawing/2016/5/10/chartex" xmlns:cx5="http://schemas.microsoft.com/office/drawing/2016/5/11/chartex" xmlns:cx6="http://schemas.microsoft.com/office/drawing/2016/5/12/chartex" xmlns:cx7="http://schemas.microsoft.com/office/drawing/2016/5/13/chartex" xmlns:cx8="http://schemas.microsoft.com/office/drawing/2016/5/14/chartex" xmlns:mc="http://schemas.openxmlformats.org/markup-compatibility/2006" xmlns:aink="http://schemas.microsoft.com/office/drawing/2016/ink" xmlns:am3d="http://schemas.microsoft.com/office/drawing/2017/model3d" xmlns:o="urn:schemas-microsoft-com:office:office" xmlns:oel="http://schemas.microsoft.com/office/2019/extlst" xmlns:r="http://schemas.openxmlformats.org/officeDocument/2006/relationships" xmlns:m="http://schemas.openxmlformats.org/officeDocument/2006/math" xmlns:v="urn:schemas-microsoft-com:vml" xmlns:wp14="http://schemas.microsoft.com/office/word/2010/wordprocessingDrawing" xmlns:wp="http://schemas.openxmlformats.org/drawingml/2006/wordprocessingDrawing" xmlns:w10="urn:schemas-microsoft-com:office:word" xmlns:w="http://schemas.openxmlformats.org/wordprocessingml/2006/main" xmlns:w14="http://schemas.microsoft.com/office/word/2010/wordml" xmlns:w15="http://schemas.microsoft.com/office/word/2012/wordml" xmlns:w16cei="http://schemas.microsoft.com/office/word/2026/wordml/cei" xmlns:w16cex="http://schemas.microsoft.com/office/word/2018/wordml/cex" xmlns:w16cid="http://schemas.microsoft.com/office/word/2016/wordml/cid" xmlns:w16="http://schemas.microsoft.com/office/word/2018/wordml" xmlns:w16du="http://schemas.microsoft.com/office/word/2023/wordml/word16du" xmlns:w16sdtdh="http://schemas.microsoft.com/office/word/2020/wordml/sdtdatahash" xmlns:w16sdtfl="http://schemas.microsoft.com/office/word/2024/wordml/sdtformatlock" xmlns:w16se="http://schemas.microsoft.com/office/word/2015/wordml/symex" xmlns:wpg="http://schemas.microsoft.com/office/word/2010/wordprocessingGroup" xmlns:wpi="http://schemas.microsoft.com/office/word/2010/wordprocessingInk" xmlns:wne="http://schemas.microsoft.com/office/word/2006/wordml" xmlns:wps="http://schemas.microsoft.com/office/word/2010/wordprocessingShape" mc:Ignorable="w14 w15 w16se w16cid w16 w16cex w16sdtdh w16sdtfl w16du wp14">
+<w:numbering xmlns:wpc="http://schemas.microsoft.com/office/word/2010/wordprocessingCanvas" xmlns:cx="http://schemas.microsoft.com/office/drawing/2014/chartex" xmlns:cx1="http://schemas.microsoft.com/office/drawing/2015/9/8/chartex" xmlns:cx2="http://schemas.microsoft.com/office/drawing/2015/10/21/chartex" xmlns:cx3="http://schemas.microsoft.com/office/drawing/2016/5/9/chartex" xmlns:cx4="http://schemas.microsoft.com/office/drawing/2016/5/10/chartex" xmlns:cx5="http://schemas.microsoft.com/office/drawing/2016/5/11/chartex" xmlns:cx6="http://schemas.microsoft.com/office/drawing/2016/5/12/chartex" xmlns:cx7="http://schemas.microsoft.com/office/drawing/2016/5/13/chartex" xmlns:cx8="http://schemas.microsoft.com/office/drawing/2016/5/14/chartex" xmlns:mc="http://schemas.openxmlformats.org/markup-compatibility/2006" xmlns:aink="http://schemas.microsoft.com/office/drawing/2016/ink" xmlns:am3d="http://schemas.microsoft.com/office/drawing/2017/model3d" xmlns:o="urn:schemas-microsoft-com:office:office" xmlns:r="http://schemas.openxmlformats.org/officeDocument/2006/relationships" xmlns:m="http://schemas.openxmlformats.org/officeDocument/2006/math" xmlns:v="urn:schemas-microsoft-com:vml" xmlns:wp14="http://schemas.microsoft.com/office/word/2010/wordprocessingDrawing" xmlns:wp="http://schemas.openxmlformats.org/drawingml/2006/wordprocessingDrawing" xmlns:w10="urn:schemas-microsoft-com:office:word" xmlns:w="http://schemas.openxmlformats.org/wordprocessingml/2006/main" xmlns:w14="http://schemas.microsoft.com/office/word/2010/wordml" xmlns:w15="http://schemas.microsoft.com/office/word/2012/wordml" xmlns:w16cex="http://schemas.microsoft.com/office/word/2018/wordml/cex" xmlns:w16cid="http://schemas.microsoft.com/office/word/2016/wordml/cid" xmlns:w16="http://schemas.microsoft.com/office/word/2018/wordml" xmlns:w16sdtdh="http://schemas.microsoft.com/office/word/2020/wordml/sdtdatahash" xmlns:w16se="http://schemas.microsoft.com/office/word/2015/wordml/symex" xmlns:wpg="http://schemas.microsoft.com/office/word/2010/wordprocessingGroup" xmlns:wpi="http://schemas.microsoft.com/office/word/2010/wordprocessingInk" xmlns:wne="http://schemas.microsoft.com/office/word/2006/wordml" xmlns:wps="http://schemas.microsoft.com/office/word/2010/wordprocessingShape" mc:Ignorable="w14 w15 w16se w16cid w16 w16cex w16sdtdh wp14">
   <w:abstractNum w:abstractNumId="0" w15:restartNumberingAfterBreak="0">
     <w:nsid w:val="FFFFFF7C"/>
     <w:multiLevelType w:val="singleLevel"/>
@@ -12446,38 +12302,38 @@
       </w:rPr>
     </w:lvl>
   </w:abstractNum>
-  <w:num w:numId="1" w16cid:durableId="1282539934">
+  <w:num w:numId="1">
     <w:abstractNumId w:val="8"/>
   </w:num>
-  <w:num w:numId="2" w16cid:durableId="1724862565">
+  <w:num w:numId="2">
     <w:abstractNumId w:val="6"/>
   </w:num>
-  <w:num w:numId="3" w16cid:durableId="1287471212">
+  <w:num w:numId="3">
     <w:abstractNumId w:val="5"/>
   </w:num>
-  <w:num w:numId="4" w16cid:durableId="1903784760">
+  <w:num w:numId="4">
     <w:abstractNumId w:val="4"/>
   </w:num>
-  <w:num w:numId="5" w16cid:durableId="681592093">
+  <w:num w:numId="5">
     <w:abstractNumId w:val="7"/>
   </w:num>
-  <w:num w:numId="6" w16cid:durableId="1670404569">
+  <w:num w:numId="6">
     <w:abstractNumId w:val="3"/>
   </w:num>
-  <w:num w:numId="7" w16cid:durableId="422801833">
+  <w:num w:numId="7">
     <w:abstractNumId w:val="2"/>
   </w:num>
-  <w:num w:numId="8" w16cid:durableId="283198472">
+  <w:num w:numId="8">
     <w:abstractNumId w:val="1"/>
   </w:num>
-  <w:num w:numId="9" w16cid:durableId="207224846">
+  <w:num w:numId="9">
     <w:abstractNumId w:val="0"/>
   </w:num>
 </w:numbering>
 </file>
 
 <file path=word/styles.xml><?xml version="1.0" encoding="utf-8"?>
-<w:styles xmlns:mc="http://schemas.openxmlformats.org/markup-compatibility/2006" xmlns:r="http://schemas.openxmlformats.org/officeDocument/2006/relationships" xmlns:w="http://schemas.openxmlformats.org/wordprocessingml/2006/main" xmlns:w14="http://schemas.microsoft.com/office/word/2010/wordml" xmlns:w15="http://schemas.microsoft.com/office/word/2012/wordml" xmlns:w16cex="http://schemas.microsoft.com/office/word/2018/wordml/cex" xmlns:w16cid="http://schemas.microsoft.com/office/word/2016/wordml/cid" xmlns:w16="http://schemas.microsoft.com/office/word/2018/wordml" xmlns:w16du="http://schemas.microsoft.com/office/word/2023/wordml/word16du" xmlns:w16sdtdh="http://schemas.microsoft.com/office/word/2020/wordml/sdtdatahash" xmlns:w16sdtfl="http://schemas.microsoft.com/office/word/2024/wordml/sdtformatlock" xmlns:w16se="http://schemas.microsoft.com/office/word/2015/wordml/symex" mc:Ignorable="w14 w15 w16se w16cid w16 w16cex w16sdtdh w16sdtfl w16du">
+<w:styles xmlns:mc="http://schemas.openxmlformats.org/markup-compatibility/2006" xmlns:r="http://schemas.openxmlformats.org/officeDocument/2006/relationships" xmlns:w="http://schemas.openxmlformats.org/wordprocessingml/2006/main" xmlns:w14="http://schemas.microsoft.com/office/word/2010/wordml" xmlns:w15="http://schemas.microsoft.com/office/word/2012/wordml" xmlns:w16cex="http://schemas.microsoft.com/office/word/2018/wordml/cex" xmlns:w16cid="http://schemas.microsoft.com/office/word/2016/wordml/cid" xmlns:w16="http://schemas.microsoft.com/office/word/2018/wordml" xmlns:w16sdtdh="http://schemas.microsoft.com/office/word/2020/wordml/sdtdatahash" xmlns:w16se="http://schemas.microsoft.com/office/word/2015/wordml/symex" mc:Ignorable="w14 w15 w16se w16cid w16 w16cex w16sdtdh">
   <w:docDefaults>
     <w:rPrDefault>
       <w:rPr>
@@ -13079,6 +12935,7 @@
   <w:style w:type="character" w:default="1" w:styleId="DefaultParagraphFont">
     <w:name w:val="Default Paragraph Font"/>
     <w:uiPriority w:val="1"/>
+    <w:semiHidden/>
     <w:unhideWhenUsed/>
   </w:style>
   <w:style w:type="table" w:default="1" w:styleId="TableNormal">
